--- a/Disposition_BSc_Radio25_Moeckli.docx
+++ b/Disposition_BSc_Radio25_Moeckli.docx
@@ -89,24 +89,7 @@
           <w:sz w:val="44"/>
           <w:lang w:val="de-CH"/>
         </w:rPr>
-        <w:t>Radio</w:t>
-      </w:r>
-      <w:r>
-        <w:rPr>
-          <w:b/>
-          <w:color w:val="1F3864"/>
-          <w:sz w:val="44"/>
-          <w:lang w:val="de-CH"/>
-        </w:rPr>
-        <w:t xml:space="preserve"> 25 – Konzeptstudie eines</w:t>
-      </w:r>
-      <w:r>
-        <w:rPr>
-          <w:b/>
-          <w:color w:val="1F3864"/>
-          <w:sz w:val="44"/>
-          <w:lang w:val="de-CH"/>
-        </w:rPr>
+        <w:t>Radio 25 – Konzeptstudie eines</w:t>
         <w:br/>
         <w:t>vollautomatisierten Radios</w:t>
       </w:r>
@@ -236,14 +219,37 @@
     <w:p>
       <w:pPr>
         <w:pStyle w:val="berschrift1"/>
-        <w:rPr>
-          <w:lang w:val="de-CH"/>
-        </w:rPr>
-      </w:pPr>
-      <w:r>
-        <w:rPr>
-          <w:lang w:val="de-CH"/>
-        </w:rPr>
+      </w:pPr>
+      <w:r>
+        <w:lastRenderedPageBreak/>
+        <w:t>Zusammenfassung</w:t>
+      </w:r>
+    </w:p>
+    <w:p>
+      <w:r>
+        <w:t>Radiosendungen zählen seit Jahrzehnten zu den meistgenutzten Medienformaten. Neben Musik bieten sie redaktionelle Inhalte wie Nachrichten, Wetter und Verkehrsinformationen. Die Produktion dieser Beiträge erfordert jedoch erhebliche personelle und finanzielle Ressourcen: Redaktionsteams recherchieren, Moderatoren sprechen ein, Techniker steuern den Ablauf. Gleichzeitig existieren heute leistungsfähige KI-Technologien – Large Language Models zur Textgenerierung, Text-to-Speech-Systeme zur Sprachsynthese und agentische Frameworks zur Workflow-Orchestrierung –, die bisher jedoch kaum integriert eingesetzt werden, um vollständige Radiosendungen automatisiert zu erzeugen. Es fehlt eine Lösung, die auf Knopfdruck ein personalisiertes, aktuelles Radioerlebnis live generiert.</w:t>
+      </w:r>
+    </w:p>
+    <w:p>
+      <w:r>
+        <w:t>Die vorliegende Disposition beschreibt die Konzeptstudie «Radion 25», in deren Rahmen ein lauffähiger Demonstrator für ein vollautomatisiertes Radio entwickelt wird. Ein agentisches Framework orchestriert dabei die Abfrage externer Datenquellen (Nachrichten, Wetter), die LLM-basierte Generierung von Moderationstexten, die Sprachsynthese mittels TTS sowie die Musikeinbindung. Das Ergebnis wird als Webapplikation bereitgestellt, über die Nutzende auf Knopfdruck eine individuelle Sendung starten und live hören können.</w:t>
+      </w:r>
+    </w:p>
+    <w:p>
+      <w:r>
+        <w:t>Die Arbeit folgt dem Design-Science-Ansatz und gliedert sich in sieben Arbeitspakete: von der Recherche und dem Architekturentwurf über einen End-to-End-Durchstich und iterative Verfeinerung bis hin zu einer Usability-Studie mit 5–8 Testpersonen, einer technischen Evaluation und der abschliessenden Dokumentation. Die Validierung erfolgt durch Performanzmessungen, einen standardisierten Usability-Fragebogen (SUS) sowie optionale Expertenbeurteilungen.</w:t>
+      </w:r>
+    </w:p>
+    <w:p>
+      <w:r>
+        <w:br w:type="page"/>
+      </w:r>
+    </w:p>
+    <w:p>
+      <w:pPr>
+        <w:pStyle w:val="berschrift1"/>
+      </w:pPr>
+      <w:r>
         <w:lastRenderedPageBreak/>
         <w:t>Inhaltsverzeichnis</w:t>
       </w:r>
@@ -376,19 +382,7 @@
         <w:rPr>
           <w:lang w:val="de-CH"/>
         </w:rPr>
-        <w:t>Die vorliegende Arbeit entwickelt eine Konzeptstudie und einen lauffähigen Demonstrator für ein vollautomatisiertes Radio mit dem Arbeitstitel «</w:t>
-      </w:r>
-      <w:r>
-        <w:rPr>
-          <w:lang w:val="de-CH"/>
-        </w:rPr>
-        <w:t>Radio</w:t>
-      </w:r>
-      <w:r>
-        <w:rPr>
-          <w:lang w:val="de-CH"/>
-        </w:rPr>
-        <w:t xml:space="preserve"> 25». Die Kernidee besteht darin, mithilfe eines agentischen Frameworks verschiedene Dienste zu orchestrieren, um eine Radiosendung vollständig automatisiert zu erzeugen und als Webapplikation live abzuspielen.</w:t>
+        <w:t>Die vorliegende Arbeit entwickelt eine Konzeptstudie und einen lauffähigen Demonstrator für ein vollautomatisiertes Radio mit dem Arbeitstitel «Radio 25». Die Kernidee besteht darin, mithilfe eines agentischen Frameworks verschiedene Dienste zu orchestrieren, um eine Radiosendung vollständig automatisiert zu erzeugen und als Webapplikation live abzuspielen.</w:t>
       </w:r>
     </w:p>
     <w:p>
@@ -657,19 +651,7 @@
         <w:rPr>
           <w:lang w:val="de-CH"/>
         </w:rPr>
-        <w:t xml:space="preserve">Endnutzende profitieren von einem personalisierten Radioerlebnis. Im Gegensatz zu herkömmlichen Radiosendern, die ein breites Publikum bedienen, kann </w:t>
-      </w:r>
-      <w:r>
-        <w:rPr>
-          <w:lang w:val="de-CH"/>
-        </w:rPr>
-        <w:t>Radio</w:t>
-      </w:r>
-      <w:r>
-        <w:rPr>
-          <w:lang w:val="de-CH"/>
-        </w:rPr>
-        <w:t xml:space="preserve"> 25 Inhalte auf individuelle Interessen, bevorzugte Nachrichtenthemen und den Standort der Nutzenden zuschneiden. Die Sendung wird on-demand generiert – Nutzende sind nicht an feste Sendezeiten gebunden.</w:t>
+        <w:t>Endnutzende profitieren von einem personalisierten Radioerlebnis. Im Gegensatz zu herkömmlichen Radiosendern, die ein breites Publikum bedienen, kann Radio 25 Inhalte auf individuelle Interessen, bevorzugte Nachrichtenthemen und den Standort der Nutzenden zuschneiden. Die Sendung wird on-demand generiert – Nutzende sind nicht an feste Sendezeiten gebunden.</w:t>
       </w:r>
     </w:p>
     <w:p>
@@ -724,11 +706,6 @@
           <w:lang w:val="de-CH"/>
         </w:rPr>
         <w:t xml:space="preserve">Die Arbeit leistet einen Beitrag zur angewandten Forschung im Bereich agentischer Systeme. Das entwickelte Framework und die gewonnenen Erkenntnisse zur Orchestrierung von LLM, TTS und externen APIs können auf andere Anwendungsfälle übertragen werden </w:t>
-      </w:r>
-      <w:r>
-        <w:rPr>
-          <w:lang w:val="de-CH"/>
-        </w:rPr>
         <w:lastRenderedPageBreak/>
         <w:t>(z. B. automatisierte Podcasts, Sprachassistenten, Informationssysteme). Die Usability-Studie liefert zudem empirische Daten zur Nutzerakzeptanz KI-generierter Audioinhalte.</w:t>
       </w:r>
@@ -3098,321 +3075,405 @@
         <w:pStyle w:val="berschrift1"/>
       </w:pPr>
       <w:r>
-        <w:t>9. Quellen und Literatur</w:t>
+        <w:t>9. Literaturverzeichnis</w:t>
       </w:r>
     </w:p>
     <w:p>
-      <w:r>
-        <w:t>Die folgende Literaturliste umfasst wissenschaftliche Publikationen, Fachbücher und Artikel aus seriösen Medien, die für die thematische Einordnung und methodische Fundierung dieser Arbeit relevant sind.</w:t>
-      </w:r>
-    </w:p>
-    <w:p/>
-    <w:p>
-      <w:pPr>
-        <w:pStyle w:val="berschrift2"/>
-      </w:pPr>
-      <w:r>
-        <w:lastRenderedPageBreak/>
-        <w:t>9.1 Agentische Systeme und KI-Frameworks</w:t>
+      <w:pPr>
+        <w:spacing w:after="200" w:line="480" w:lineRule="auto"/>
+        <w:ind w:left="720" w:hanging="720"/>
+      </w:pPr>
+      <w:r>
+        <w:t xml:space="preserve">Anthropic. (2024). </w:t>
+      </w:r>
+      <w:r>
+        <w:rPr>
+          <w:i/>
+        </w:rPr>
+        <w:t>The Claude 3 model family: Opus, Sonnet, Haiku</w:t>
+      </w:r>
+      <w:r>
+        <w:t>. https://www.anthropic.com/news/claude-3-family</w:t>
       </w:r>
     </w:p>
     <w:p>
       <w:pPr>
-        <w:ind w:left="567" w:hanging="567"/>
-      </w:pPr>
-      <w:r>
-        <w:t>[1] Tran, T. H. (2025). “The AI Agent Framework Landscape in 2025: What Changed and What Matters.” Medium. Online verfügbar: https://medium.com/@hieutrantrung.it/the-ai-agent-framework-landscape-in-2025</w:t>
+        <w:spacing w:after="200" w:line="480" w:lineRule="auto"/>
+        <w:ind w:left="720" w:hanging="720"/>
+      </w:pPr>
+      <w:r>
+        <w:t xml:space="preserve">Artificial Analysis. (2025). </w:t>
+      </w:r>
+      <w:r>
+        <w:rPr>
+          <w:i/>
+        </w:rPr>
+        <w:t>ElevenLabs – Quality ELO, speed &amp; price analysis</w:t>
+      </w:r>
+      <w:r>
+        <w:t>. https://artificialanalysis.ai/text-to-speech/model-families/elevenlabs</w:t>
       </w:r>
     </w:p>
     <w:p>
       <w:pPr>
-        <w:ind w:left="567" w:hanging="567"/>
-      </w:pPr>
-      <w:r>
-        <w:t>[2] Masterman, T. et al. (2024). “The Landscape of Emerging AI Agent Architectures for Reasoning, Planning, and Tool Calling: A Survey.” arXiv preprint. Online verfügbar: https://arxiv.org/abs/2404.11584</w:t>
+        <w:spacing w:after="200" w:line="480" w:lineRule="auto"/>
+        <w:ind w:left="720" w:hanging="720"/>
+      </w:pPr>
+      <w:r>
+        <w:t xml:space="preserve">Bangor, A., Kortum, P. T., &amp; Miller, J. T. (2008). An empirical evaluation of the System Usability Scale. </w:t>
+      </w:r>
+      <w:r>
+        <w:rPr>
+          <w:i/>
+        </w:rPr>
+        <w:t>International Journal of Human–Computer Interaction, 24</w:t>
+      </w:r>
+      <w:r>
+        <w:t>(6), 574–594. https://doi.org/10.1080/10447310802205776</w:t>
       </w:r>
     </w:p>
     <w:p>
       <w:pPr>
-        <w:ind w:left="567" w:hanging="567"/>
-      </w:pPr>
-      <w:r>
-        <w:t>[3] “Agentic AI: A Comprehensive Survey of Architectures, Applications, and Future Directions.” (2025). Artificial Intelligence Review, Springer Nature. Online verfügbar: https://link.springer.com/article/10.1007/s10462-025-11422-4</w:t>
-      </w:r>
-    </w:p>
-    <w:p/>
-    <w:p>
-      <w:pPr>
-        <w:pStyle w:val="berschrift2"/>
-      </w:pPr>
-      <w:r>
-        <w:t>9.2 Large Language Models (LLMs)</w:t>
+        <w:spacing w:after="200" w:line="480" w:lineRule="auto"/>
+        <w:ind w:left="720" w:hanging="720"/>
+      </w:pPr>
+      <w:r>
+        <w:t xml:space="preserve">Bridge Ratings Media Research. (2024, 3. Dezember). </w:t>
+      </w:r>
+      <w:r>
+        <w:rPr>
+          <w:i/>
+        </w:rPr>
+        <w:t>A podcasting future: 2025</w:t>
+      </w:r>
+      <w:r>
+        <w:t>. https://www.bridgeratings.com/blog/2024/12/3/a-podcasting-future-2025</w:t>
       </w:r>
     </w:p>
     <w:p>
       <w:pPr>
-        <w:ind w:left="567" w:hanging="567"/>
-      </w:pPr>
-      <w:r>
-        <w:t>[4] Zhao, W. X. et al. (2023). “A Survey of Large Language Models.” arXiv preprint arXiv:2303.18223. Online verfügbar: https://arxiv.org/abs/2303.18223</w:t>
+        <w:spacing w:after="200" w:line="480" w:lineRule="auto"/>
+        <w:ind w:left="720" w:hanging="720"/>
+      </w:pPr>
+      <w:r>
+        <w:t xml:space="preserve">Brooke, J. (1996). SUS: A ‘quick and dirty’ usability scale. In P. W. Jordan, B. Thomas, I. L. McClelland, &amp; B. Weerdmeester (Hrsg.), </w:t>
+      </w:r>
+      <w:r>
+        <w:rPr>
+          <w:i/>
+        </w:rPr>
+        <w:t>Usability evaluation in industry</w:t>
+      </w:r>
+      <w:r>
+        <w:t xml:space="preserve"> (S. 189–194). Taylor &amp; Francis.</w:t>
       </w:r>
     </w:p>
     <w:p>
       <w:pPr>
-        <w:ind w:left="567" w:hanging="567"/>
-      </w:pPr>
-      <w:r>
-        <w:t>[5] OpenAI (2023). “GPT-4 Technical Report.” arXiv preprint arXiv:2303.08774. Online verfügbar: https://arxiv.org/abs/2303.08774</w:t>
+        <w:spacing w:after="200" w:line="480" w:lineRule="auto"/>
+        <w:ind w:left="720" w:hanging="720"/>
+      </w:pPr>
+      <w:r>
+        <w:t xml:space="preserve">Diehl, T., &amp; Naranjo-Zolp, N. (2025). Generative AI and the new landscape of automated journalism: A systematized review of 185 studies (2012–2024). </w:t>
+      </w:r>
+      <w:r>
+        <w:rPr>
+          <w:i/>
+        </w:rPr>
+        <w:t>Journalism and Media, 7</w:t>
+      </w:r>
+      <w:r>
+        <w:t>(1), Artikel 39. https://doi.org/10.3390/journalmedia7010039</w:t>
       </w:r>
     </w:p>
     <w:p>
       <w:pPr>
-        <w:ind w:left="567" w:hanging="567"/>
-      </w:pPr>
-      <w:r>
-        <w:t>[6] Anthropic (2024). “The Claude 3 Model Family: Opus, Sonnet, Haiku.” Anthropic Technical Report. Online verfügbar: https://www.anthropic.com/news/claude-3-family</w:t>
-      </w:r>
-    </w:p>
-    <w:p/>
-    <w:p>
-      <w:pPr>
-        <w:pStyle w:val="berschrift2"/>
-      </w:pPr>
-      <w:r>
-        <w:t>9.3 Text-to-Speech und Sprachsynthese</w:t>
+        <w:spacing w:after="200" w:line="480" w:lineRule="auto"/>
+        <w:ind w:left="720" w:hanging="720"/>
+      </w:pPr>
+      <w:r>
+        <w:t xml:space="preserve">Graefe, A. (2016). </w:t>
+      </w:r>
+      <w:r>
+        <w:rPr>
+          <w:i/>
+        </w:rPr>
+        <w:t>Guide to automated journalism</w:t>
+      </w:r>
+      <w:r>
+        <w:t>. Tow Center for Digital Journalism, Columbia University. https://doi.org/10.7916/D80G3XDJ</w:t>
       </w:r>
     </w:p>
     <w:p>
       <w:pPr>
-        <w:ind w:left="567" w:hanging="567"/>
-      </w:pPr>
-      <w:r>
-        <w:t>[7] Tan, X. et al. (2024). “NaturalSpeech: End-to-End Text-to-Speech Synthesis with Human-Level Quality.” IEEE Transactions on Pattern Analysis and Machine Intelligence, 46(6), 4234–4245.</w:t>
+        <w:spacing w:after="200" w:line="480" w:lineRule="auto"/>
+        <w:ind w:left="720" w:hanging="720"/>
+      </w:pPr>
+      <w:r>
+        <w:t xml:space="preserve">Hevner, A. R. (2007). A three cycle view of design science research. </w:t>
+      </w:r>
+      <w:r>
+        <w:rPr>
+          <w:i/>
+        </w:rPr>
+        <w:t>Scandinavian Journal of Information Systems, 19</w:t>
+      </w:r>
+      <w:r>
+        <w:t>(2), 87–92.</w:t>
       </w:r>
     </w:p>
     <w:p>
       <w:pPr>
-        <w:ind w:left="567" w:hanging="567"/>
-      </w:pPr>
-      <w:r>
-        <w:t>[8] Smallest.ai (2025). “TTS Benchmark 2025: Smallest.ai vs ElevenLabs Report.” Online verfügbar: https://smallest.ai/blog/tts-benchmark-2025-smallestai-vs-elevenlabs-report</w:t>
+        <w:spacing w:after="200" w:line="480" w:lineRule="auto"/>
+        <w:ind w:left="720" w:hanging="720"/>
+      </w:pPr>
+      <w:r>
+        <w:t xml:space="preserve">Hevner, A. R., March, S. T., Park, J., &amp; Ram, S. (2004). Design science in information systems research. </w:t>
+      </w:r>
+      <w:r>
+        <w:rPr>
+          <w:i/>
+        </w:rPr>
+        <w:t>MIS Quarterly, 28</w:t>
+      </w:r>
+      <w:r>
+        <w:t>(1), 75–105. https://doi.org/10.2307/25148625</w:t>
       </w:r>
     </w:p>
     <w:p>
       <w:pPr>
-        <w:ind w:left="567" w:hanging="567"/>
-      </w:pPr>
-      <w:r>
-        <w:t>[9] Ren, Y. et al. (2021). “FastSpeech 2: Fast and High-Quality End-to-End Text to Speech.” Proceedings of the International Conference on Learning Representations (ICLR).</w:t>
-      </w:r>
-    </w:p>
-    <w:p/>
-    <w:p>
-      <w:pPr>
-        <w:pStyle w:val="berschrift2"/>
-      </w:pPr>
-      <w:r>
-        <w:t>9.4 Automatisierter Journalismus und KI-generierte Medien</w:t>
+        <w:spacing w:after="200" w:line="480" w:lineRule="auto"/>
+        <w:ind w:left="720" w:hanging="720"/>
+      </w:pPr>
+      <w:r>
+        <w:t xml:space="preserve">Liu, J.-H. (2025). Artificial intelligence in internet radio and podcasting: Evolution, integration, and future directions. </w:t>
+      </w:r>
+      <w:r>
+        <w:rPr>
+          <w:i/>
+        </w:rPr>
+        <w:t>Medium</w:t>
+      </w:r>
+      <w:r>
+        <w:t>. https://medium.com/@gwrx2005/artificial-intelligence-in-internet-radio-and-podcasting</w:t>
       </w:r>
     </w:p>
     <w:p>
       <w:pPr>
-        <w:ind w:left="567" w:hanging="567"/>
-      </w:pPr>
-      <w:r>
-        <w:t>[10] Diehl, T. &amp; Naranjo-Zolp, N. (2025). “Generative AI and the New Landscape of Automated Journalism: A Systematized Review of 185 Studies (2012–2024).” Journalism and Media, 7(1), 39. MDPI. Online verfügbar: https://www.mdpi.com/2673-5172/7/1/39</w:t>
+        <w:spacing w:after="200" w:line="480" w:lineRule="auto"/>
+        <w:ind w:left="720" w:hanging="720"/>
+      </w:pPr>
+      <w:r>
+        <w:t xml:space="preserve">Masterman, T., Besen, S., Sawtell, M., &amp; Chao, A. (2024). </w:t>
+      </w:r>
+      <w:r>
+        <w:rPr>
+          <w:i/>
+        </w:rPr>
+        <w:t>The landscape of emerging AI agent architectures for reasoning, planning, and tool calling: A survey</w:t>
+      </w:r>
+      <w:r>
+        <w:t>. arXiv. https://arxiv.org/abs/2404.11584</w:t>
       </w:r>
     </w:p>
     <w:p>
       <w:pPr>
-        <w:ind w:left="567" w:hanging="567"/>
-      </w:pPr>
-      <w:r>
-        <w:t>[11] “AI in the Newsroom: Does the Public Trust Automated Journalism and Will They Pay for It?” (2025). Journalism Studies, Taylor &amp; Francis. Online verfügbar: https://www.tandfonline.com/doi/full/10.1080/1461670X.2025.2547301</w:t>
+        <w:spacing w:after="200" w:line="480" w:lineRule="auto"/>
+        <w:ind w:left="720" w:hanging="720"/>
+      </w:pPr>
+      <w:r>
+        <w:t xml:space="preserve">Naughton, J. (2024). AI is coming for radio – and it could change how we listen forever. </w:t>
+      </w:r>
+      <w:r>
+        <w:rPr>
+          <w:i/>
+        </w:rPr>
+        <w:t>The Guardian</w:t>
+      </w:r>
+      <w:r>
+        <w:t>. https://www.theguardian.com</w:t>
       </w:r>
     </w:p>
     <w:p>
       <w:pPr>
-        <w:ind w:left="567" w:hanging="567"/>
-      </w:pPr>
-      <w:r>
-        <w:t>[12] Graefe, A. (2016). “Guide to Automated Journalism.” Tow Center for Digital Journalism, Columbia University. Online verfügbar: https://doi.org/10.7916/D80G3XDJ</w:t>
-      </w:r>
-    </w:p>
-    <w:p/>
-    <w:p>
-      <w:pPr>
-        <w:pStyle w:val="berschrift2"/>
-      </w:pPr>
-      <w:r>
-        <w:t>9.5 Personalisierte Audiomedien und KI-Radio</w:t>
+        <w:spacing w:after="200" w:line="480" w:lineRule="auto"/>
+        <w:ind w:left="720" w:hanging="720"/>
+      </w:pPr>
+      <w:r>
+        <w:t xml:space="preserve">Nielsen, J. (1994). </w:t>
+      </w:r>
+      <w:r>
+        <w:rPr>
+          <w:i/>
+        </w:rPr>
+        <w:t>Usability engineering</w:t>
+      </w:r>
+      <w:r>
+        <w:t>. Morgan Kaufmann.</w:t>
       </w:r>
     </w:p>
     <w:p>
       <w:pPr>
-        <w:ind w:left="567" w:hanging="567"/>
-      </w:pPr>
-      <w:r>
-        <w:t>[13] Perez, S. (2025). “Former NotebookLM Devs’ New App, Huxe, Taps Audio to Help You with News and Research.” TechCrunch, 23. September 2025. Online verfügbar: https://techcrunch.com/2025/09/23/former-notebooklm-devs-new-app-huxe-taps-audio-to-help-you-with-news-and-research/</w:t>
+        <w:spacing w:after="200" w:line="480" w:lineRule="auto"/>
+        <w:ind w:left="720" w:hanging="720"/>
+      </w:pPr>
+      <w:r>
+        <w:t xml:space="preserve">OpenAI. (2023). </w:t>
+      </w:r>
+      <w:r>
+        <w:rPr>
+          <w:i/>
+        </w:rPr>
+        <w:t>GPT-4 technical report</w:t>
+      </w:r>
+      <w:r>
+        <w:t>. arXiv. https://arxiv.org/abs/2303.08774</w:t>
       </w:r>
     </w:p>
     <w:p>
       <w:pPr>
-        <w:ind w:left="567" w:hanging="567"/>
-      </w:pPr>
-      <w:r>
-        <w:t>[14] “Podcasting Reimagined: The Role of AI in Personalized Audio Content.” (2025). ResearchGate. Online verfügbar: https://www.researchgate.net/publication/388656972</w:t>
+        <w:spacing w:after="200" w:line="480" w:lineRule="auto"/>
+        <w:ind w:left="720" w:hanging="720"/>
+      </w:pPr>
+      <w:r>
+        <w:t xml:space="preserve">Peffers, K., Tuunanen, T., Rothenberger, M. A., &amp; Chatterjee, S. (2007). A design science research methodology for information systems research. </w:t>
+      </w:r>
+      <w:r>
+        <w:rPr>
+          <w:i/>
+        </w:rPr>
+        <w:t>Journal of Management Information Systems, 24</w:t>
+      </w:r>
+      <w:r>
+        <w:t>(3), 45–77. https://doi.org/10.2753/MIS0742-1222240302</w:t>
       </w:r>
     </w:p>
     <w:p>
       <w:pPr>
-        <w:ind w:left="567" w:hanging="567"/>
-      </w:pPr>
-      <w:r>
-        <w:t>[15] “Innovative Podcasting with AI: Exploring How Technology is Shaping the Future of Media.” (2025). ResearchGate. Online verfügbar: https://www.researchgate.net/publication/388658347</w:t>
+        <w:spacing w:after="200" w:line="480" w:lineRule="auto"/>
+        <w:ind w:left="720" w:hanging="720"/>
+      </w:pPr>
+      <w:r>
+        <w:t xml:space="preserve">Perez, S. (2025, 23. September). Former NotebookLM devs’ new app, Huxe, taps audio to help you with news and research. </w:t>
+      </w:r>
+      <w:r>
+        <w:rPr>
+          <w:i/>
+        </w:rPr>
+        <w:t>TechCrunch</w:t>
+      </w:r>
+      <w:r>
+        <w:t>. https://techcrunch.com/2025/09/23/former-notebooklm-devs-new-app-huxe-taps-audio-to-help-you-with-news-and-research/</w:t>
       </w:r>
     </w:p>
     <w:p>
       <w:pPr>
-        <w:ind w:left="567" w:hanging="567"/>
-      </w:pPr>
-      <w:r>
-        <w:rPr>
-          <w:lang w:val="de-CH"/>
-        </w:rPr>
-        <w:t xml:space="preserve">[16] </w:t>
-      </w:r>
-      <w:r>
-        <w:rPr>
-          <w:lang w:val="de-CH"/>
-        </w:rPr>
-        <w:t>Radio</w:t>
-      </w:r>
-      <w:r>
-        <w:rPr>
-          <w:lang w:val="de-CH"/>
-        </w:rPr>
-        <w:t xml:space="preserve">ewsAI by Aiir (2024). AI-gesteuerte Nachrichtengenerierung für Radiostationen. </w:t>
-      </w:r>
-      <w:r>
-        <w:t xml:space="preserve">Online </w:t>
-      </w:r>
-      <w:proofErr w:type="spellStart"/>
-      <w:r>
-        <w:t>verfügbar</w:t>
-      </w:r>
-      <w:proofErr w:type="spellEnd"/>
-      <w:r>
-        <w:t>: https://</w:t>
-      </w:r>
-      <w:r>
-        <w:t>Radio</w:t>
-      </w:r>
-      <w:r>
-        <w:t>ewsai.com/</w:t>
-      </w:r>
-    </w:p>
-    <w:p/>
-    <w:p>
-      <w:pPr>
-        <w:pStyle w:val="berschrift2"/>
-      </w:pPr>
-      <w:r>
-        <w:t>9.6 Design Science Research</w:t>
+        <w:spacing w:after="200" w:line="480" w:lineRule="auto"/>
+        <w:ind w:left="720" w:hanging="720"/>
+      </w:pPr>
+      <w:r>
+        <w:t xml:space="preserve">RadioNewsAI. (2024). </w:t>
+      </w:r>
+      <w:r>
+        <w:rPr>
+          <w:i/>
+        </w:rPr>
+        <w:t>AI news anchor generator</w:t>
+      </w:r>
+      <w:r>
+        <w:t>. https://radionewsai.com/</w:t>
       </w:r>
     </w:p>
     <w:p>
       <w:pPr>
-        <w:ind w:left="567" w:hanging="567"/>
-      </w:pPr>
-      <w:r>
-        <w:t>[17] Hevner, A. R., March, S. T., Park, J. &amp; Ram, S. (2004). “Design Science in Information Systems Research.” MIS Quarterly, 28(1), 75–105.</w:t>
+        <w:spacing w:after="200" w:line="480" w:lineRule="auto"/>
+        <w:ind w:left="720" w:hanging="720"/>
+      </w:pPr>
+      <w:r>
+        <w:t xml:space="preserve">Ren, Y., Hu, C., Tan, X., Qin, T., Zhao, S., Zhao, Z., &amp; Liu, T.-Y. (2021). FastSpeech 2: Fast and high-quality end-to-end text to speech. </w:t>
+      </w:r>
+      <w:r>
+        <w:rPr>
+          <w:i/>
+        </w:rPr>
+        <w:t>Proceedings of the International Conference on Learning Representations (ICLR)</w:t>
+      </w:r>
+      <w:r>
+        <w:t>. https://arxiv.org/abs/2006.04558</w:t>
       </w:r>
     </w:p>
     <w:p>
       <w:pPr>
-        <w:ind w:left="567" w:hanging="567"/>
-      </w:pPr>
-      <w:r>
-        <w:t>[18] Peffers, K., Tuunanen, T., Rothenberger, M. A. &amp; Chatterjee, S. (2007). “A Design Science Research Methodology for Information Systems Research.” Journal of Management Information Systems, 24(3), 45–77.</w:t>
+        <w:spacing w:after="200" w:line="480" w:lineRule="auto"/>
+        <w:ind w:left="720" w:hanging="720"/>
+      </w:pPr>
+      <w:r>
+        <w:t xml:space="preserve">Smallest.ai. (2025). </w:t>
+      </w:r>
+      <w:r>
+        <w:rPr>
+          <w:i/>
+        </w:rPr>
+        <w:t>TTS benchmark 2025: Smallest.ai vs ElevenLabs report</w:t>
+      </w:r>
+      <w:r>
+        <w:t>. https://smallest.ai/blog/tts-benchmark-2025-smallestai-vs-elevenlabs-report</w:t>
       </w:r>
     </w:p>
     <w:p>
       <w:pPr>
-        <w:ind w:left="567" w:hanging="567"/>
-      </w:pPr>
-      <w:r>
-        <w:t>[19] Hevner, A. R. (2007). “A Three Cycle View of Design Science Research.” Scandinavian Journal of Information Systems, 19(2), 87–92.</w:t>
-      </w:r>
-    </w:p>
-    <w:p/>
-    <w:p>
-      <w:pPr>
-        <w:pStyle w:val="berschrift2"/>
-      </w:pPr>
-      <w:r>
-        <w:t>9.7 Usability und Nutzerstudien</w:t>
+        <w:spacing w:after="200" w:line="480" w:lineRule="auto"/>
+        <w:ind w:left="720" w:hanging="720"/>
+      </w:pPr>
+      <w:r>
+        <w:t xml:space="preserve">Tan, X., Chen, J., Liu, H., Cong, J., Zhang, C., Liu, Y., Wang, X., Leng, Y., Yi, Y., He, L., Soong, F., Qin, T., Zhao, S., &amp; Liu, T.-Y. (2024). NaturalSpeech: End-to-end text-to-speech synthesis with human-level quality. </w:t>
+      </w:r>
+      <w:r>
+        <w:rPr>
+          <w:i/>
+        </w:rPr>
+        <w:t>IEEE Transactions on Pattern Analysis and Machine Intelligence, 46</w:t>
+      </w:r>
+      <w:r>
+        <w:t>(6), 4234–4245. https://doi.org/10.1109/TPAMI.2024.3356232</w:t>
       </w:r>
     </w:p>
     <w:p>
       <w:pPr>
-        <w:ind w:left="567" w:hanging="567"/>
-      </w:pPr>
-      <w:r>
-        <w:t>[20] Brooke, J. (1996). “SUS: A ‘Quick and Dirty’ Usability Scale.” In: Jordan, P. W., Thomas, B., McClelland, I. L. &amp; Weerdmeester, B. (Hrsg.), Usability Evaluation in Industry, S. 189–194. London: Taylor &amp; Francis.</w:t>
+        <w:spacing w:after="200" w:line="480" w:lineRule="auto"/>
+        <w:ind w:left="720" w:hanging="720"/>
+      </w:pPr>
+      <w:r>
+        <w:t xml:space="preserve">Tran, T. H. (2025). The AI agent framework landscape in 2025: What changed and what matters. </w:t>
+      </w:r>
+      <w:r>
+        <w:rPr>
+          <w:i/>
+        </w:rPr>
+        <w:t>Medium</w:t>
+      </w:r>
+      <w:r>
+        <w:t>. https://medium.com/@hieutrantrung.it/the-ai-agent-framework-landscape-in-2025</w:t>
       </w:r>
     </w:p>
     <w:p>
       <w:pPr>
-        <w:ind w:left="567" w:hanging="567"/>
-      </w:pPr>
-      <w:r>
-        <w:t>[21] Bangor, A., Kortum, P. T. &amp; Miller, J. T. (2008). “An Empirical Evaluation of the System Usability Scale.” International Journal of Human–Computer Interaction, 24(6), 574–594.</w:t>
+        <w:spacing w:after="200" w:line="480" w:lineRule="auto"/>
+        <w:ind w:left="720" w:hanging="720"/>
+      </w:pPr>
+      <w:r>
+        <w:t xml:space="preserve">Zhao, W. X., Zhou, K., Li, J., Tang, T., Wang, X., Hou, Y., Min, Y., Zhang, B., Zhang, J., Dong, Z., Du, Y., Yang, C., Chen, Y., Chen, Z., Jiang, J., Ren, R., Li, Y., Tang, X., Liu, Z., … Wen, J.-R. (2023). A survey of large language models. </w:t>
+      </w:r>
+      <w:r>
+        <w:rPr>
+          <w:i/>
+        </w:rPr>
+        <w:t>arXiv</w:t>
+      </w:r>
+      <w:r>
+        <w:t>. https://arxiv.org/abs/2303.18223</w:t>
       </w:r>
     </w:p>
-    <w:p>
-      <w:pPr>
-        <w:ind w:left="567" w:hanging="567"/>
-      </w:pPr>
-      <w:r>
-        <w:t>[22] Nielsen, J. (1994). “Usability Engineering.” San Francisco: Morgan Kaufmann Publishers.</w:t>
-      </w:r>
-    </w:p>
-    <w:p/>
-    <w:p>
-      <w:pPr>
-        <w:pStyle w:val="berschrift2"/>
-      </w:pPr>
-      <w:r>
-        <w:t>9.8 Seriöse Medienartikel</w:t>
-      </w:r>
-    </w:p>
-    <w:p>
-      <w:pPr>
-        <w:ind w:left="567" w:hanging="567"/>
-      </w:pPr>
-      <w:r>
-        <w:t>[23] Naughton, J. (2024). “AI Is Coming for Radio – and It Could Change How We Listen Forever.” The Guardian. Online verfügbar: https://www.theguardian.com</w:t>
-      </w:r>
-    </w:p>
-    <w:p>
-      <w:pPr>
-        <w:ind w:left="567" w:hanging="567"/>
-      </w:pPr>
-      <w:r>
-        <w:t>[24] Artificial Analysis (2025). “ElevenLabs – Quality ELO, Speed &amp; Price Analysis.” Online verfügbar: https://artificialanalysis.ai/text-to-speech/model-families/elevenlabs</w:t>
-      </w:r>
-    </w:p>
-    <w:p>
-      <w:pPr>
-        <w:ind w:left="567" w:hanging="567"/>
-      </w:pPr>
-      <w:r>
-        <w:lastRenderedPageBreak/>
-        <w:t>[25] Bridge Ratings Media Research (2024). “A Podcasting Future: 2025.” Online verfügbar: https://www.bridgeratings.com/blog/2024/12/3/a-podcasting-future-2025</w:t>
-      </w:r>
-    </w:p>
-    <w:p/>
     <w:sectPr>
       <w:footerReference w:type="default" r:id="rId8"/>
       <w:pgSz w:w="11906" w:h="16838"/>
